--- a/MERN Phase Wise/Phase Wise Templets/Requirement Analysis/Data Flow Diagrams and User Stories.docx
+++ b/MERN Phase Wise/Phase Wise Templets/Requirement Analysis/Data Flow Diagrams and User Stories.docx
@@ -90,10 +90,7 @@
           </w:tcPr>
           <w:p>
             <w:r>
-              <w:t>6</w:t>
-            </w:r>
-            <w:r>
-              <w:t xml:space="preserve"> July 2026</w:t>
+              <w:t>6 July 2026</w:t>
             </w:r>
           </w:p>
         </w:tc>
@@ -134,7 +131,7 @@
           </w:tcPr>
           <w:p>
             <w:r>
-              <w:t>SB Stocks – Virtual Stock Trading Platform</w:t>
+              <w:t>Stock Trading App</w:t>
             </w:r>
           </w:p>
         </w:tc>
@@ -3148,7 +3145,6 @@
   <w:style w:type="character" w:default="1" w:styleId="DefaultParagraphFont">
     <w:name w:val="Default Paragraph Font"/>
     <w:uiPriority w:val="1"/>
-    <w:semiHidden/>
     <w:unhideWhenUsed/>
   </w:style>
   <w:style w:type="table" w:default="1" w:styleId="TableNormal">
